--- a/docs/14기_2학기_자율프로젝트_계획서_B109.docx
+++ b/docs/14기_2학기_자율프로젝트_계획서_B109.docx
@@ -417,7 +417,7 @@
     </w:p>
     <w:sdt>
       <w:sdtPr>
-        <w:id w:val="-1094726628"/>
+        <w:id w:val="-1449247493"/>
         <w:docPartObj>
           <w:docPartGallery w:val="Table of Contents"/>
           <w:docPartUnique w:val="1"/>
@@ -5807,12 +5807,12 @@
                 <wp:inline distB="114300" distT="114300" distL="114300" distR="114300">
                   <wp:extent cx="5591175" cy="3733800"/>
                   <wp:effectExtent b="0" l="0" r="0" t="0"/>
-                  <wp:docPr id="2" name="image1.png"/>
+                  <wp:docPr id="2" name="image2.png"/>
                   <a:graphic>
                     <a:graphicData uri="http://schemas.openxmlformats.org/drawingml/2006/picture">
                       <pic:pic>
                         <pic:nvPicPr>
-                          <pic:cNvPr id="0" name="image1.png"/>
+                          <pic:cNvPr id="0" name="image2.png"/>
                           <pic:cNvPicPr preferRelativeResize="0"/>
                         </pic:nvPicPr>
                         <pic:blipFill>
@@ -5988,12 +5988,12 @@
                 <wp:inline distB="114300" distT="114300" distL="114300" distR="114300">
                   <wp:extent cx="5591175" cy="2768600"/>
                   <wp:effectExtent b="0" l="0" r="0" t="0"/>
-                  <wp:docPr id="1" name="image2.png"/>
+                  <wp:docPr id="1" name="image1.png"/>
                   <a:graphic>
                     <a:graphicData uri="http://schemas.openxmlformats.org/drawingml/2006/picture">
                       <pic:pic>
                         <pic:nvPicPr>
-                          <pic:cNvPr id="0" name="image2.png"/>
+                          <pic:cNvPr id="0" name="image1.png"/>
                           <pic:cNvPicPr preferRelativeResize="0"/>
                         </pic:nvPicPr>
                         <pic:blipFill>
@@ -11261,7 +11261,7 @@
             </w:pPr>
             <w:sdt>
               <w:sdtPr>
-                <w:id w:val="-719559484"/>
+                <w:id w:val="-55504815"/>
                 <w:tag w:val="goog_rdk_0"/>
               </w:sdtPr>
               <w:sdtContent>
@@ -11422,7 +11422,7 @@
             </w:pPr>
             <w:sdt>
               <w:sdtPr>
-                <w:id w:val="-673404535"/>
+                <w:id w:val="289897861"/>
                 <w:tag w:val="goog_rdk_1"/>
               </w:sdtPr>
               <w:sdtContent>
@@ -11594,7 +11594,7 @@
             </w:pPr>
             <w:sdt>
               <w:sdtPr>
-                <w:id w:val="-947645862"/>
+                <w:id w:val="1405085878"/>
                 <w:tag w:val="goog_rdk_2"/>
               </w:sdtPr>
               <w:sdtContent>
